--- a/CM_Plan_Template.docx
+++ b/CM_Plan_Template.docx
@@ -1029,6 +1029,27 @@
       </w:r>
     </w:p>
     <w:p>
+      <w:pPr>
+        <w:spacing w:after="120"/>
+      </w:pPr>
+      <w:r>
+        <w:t>The floor disposition record — the per-requirement determination that each floor requirement is performed, replaced by a documented equivalent control, or formally risk-accepted, together with its evidence or risk-acceptance reference, its health check, and its sign-off — is maintained as structured, queryable records outside this document. Appendix Q is the static traceability baseline; the disposition record is the living compliance evidence. A disposition record kept only as a table inside this plan cannot be queried, and the floor coverage measures cannot be computed from it.</w:t>
+      </w:r>
+    </w:p>
+    <w:p>
+      <w:pPr>
+        <w:spacing w:after="120"/>
+      </w:pPr>
+      <w:r>
+        <w:rPr>
+          <w:b/>
+          <w:i/>
+          <w:color w:val="0000CC"/>
+        </w:rPr>
+        <w:t>&lt;Identify where the floor disposition record is maintained, its owner, the health check cadence, and the authority that approves each documented equivalent control and each risk acceptance by severity.&gt;</w:t>
+      </w:r>
+    </w:p>
+    <w:p>
       <w:r>
         <w:br w:type="page"/>
       </w:r>
@@ -1291,6 +1312,43 @@
     </w:p>
     <w:p>
       <w:pPr>
+        <w:spacing w:after="120"/>
+      </w:pPr>
+      <w:r>
+        <w:rPr>
+          <w:b/>
+          <w:i/>
+          <w:color w:val="0000CC"/>
+        </w:rPr>
+        <w:t>&lt;Describe the CM performance measurement methodology: which enterprise-standard measures are reported (these are mandatory and comparable across programs), which additional program-specific measures are selected, and for each measure the organization whose activity is measured, the numerator and denominator, the system the data is drawn from, the reporting frequency, and the threshold. Where a measure depends on a review or signature, state what that signature attests — that review occurred, or that content is adequate — before the measure is first reported.&gt;</w:t>
+      </w:r>
+    </w:p>
+    <w:p>
+      <w:pPr>
+        <w:spacing w:after="120"/>
+      </w:pPr>
+      <w:r>
+        <w:rPr>
+          <w:b/>
+          <w:i/>
+          <w:color w:val="0000CC"/>
+        </w:rPr>
+        <w:t>&lt;State how safety-floor coverage is measured and reported: a severity-weighted coverage percentage for trend, and an unweighted count of undispositioned top-band floor requirements as the safety-exposure measure with a target of zero. Report them together and never combine them; report separately the share of coverage achieved by risk acceptance rather than performance.&gt;</w:t>
+      </w:r>
+    </w:p>
+    <w:p>
+      <w:pPr>
+        <w:spacing w:after="120"/>
+      </w:pPr>
+      <w:r>
+        <w:rPr>
+          <w:color w:val="CC0000"/>
+        </w:rPr>
+        <w:t>i.e. Enterprise-standard CM measures are reported monthly per the organizational standard process. Floor coverage is reported as a weighted percentage together with the count of undispositioned top-band requirements; a nonzero count is reported as a finding regardless of the percentage.</w:t>
+      </w:r>
+    </w:p>
+    <w:p>
+      <w:pPr>
         <w:pStyle w:val="Heading2"/>
         <w:spacing w:after="100" w:before="200"/>
       </w:pPr>
@@ -1709,6 +1767,19 @@
     </w:p>
     <w:p>
       <w:pPr>
+        <w:spacing w:after="120"/>
+      </w:pPr>
+      <w:r>
+        <w:rPr>
+          <w:b/>
+          <w:i/>
+          <w:color w:val="0000CC"/>
+        </w:rPr>
+        <w:t>&lt;Distinguish the system of record from analysis tooling. The system of record captures configuration information when it is created, keeps it current, stores and safeguards it, and makes it retrievable across the retention period and the full program history. Reconciliation, comparison, and verification tools operate on that information to compare, verify, and report; they do not satisfy the capture, currency, storage, retention, retrieval, or historical-traceability obligations. Name both, and state which system satisfies which obligation — F24 through F28 and F32 are record obligations, not analysis obligations.&gt;</w:t>
+      </w:r>
+    </w:p>
+    <w:p>
+      <w:pPr>
         <w:pStyle w:val="Heading3"/>
         <w:spacing w:after="80" w:before="160"/>
       </w:pPr>
@@ -2144,6 +2215,94 @@
           <w:szCs w:val="22"/>
         </w:rPr>
         <w:t xml:space="preserve">i.e. All programs identify the level of CM control and/or visibility necessary to meet program needs and ensure effective management of baselines and baseline changes. Sub-supplier purchase orders impose the CM floor requirements of Section 7, tailored where documented and approved.</w:t>
+      </w:r>
+    </w:p>
+    <w:p>
+      <w:pPr>
+        <w:pStyle w:val="Heading3"/>
+        <w:spacing w:after="80" w:before="160"/>
+      </w:pPr>
+      <w:r>
+        <w:t>3.2.1 Sub-Supplier CM Requirements Flowdown Method</w:t>
+      </w:r>
+    </w:p>
+    <w:p>
+      <w:pPr>
+        <w:spacing w:after="120"/>
+      </w:pPr>
+      <w:r>
+        <w:rPr>
+          <w:b/>
+          <w:i/>
+          <w:color w:val="0000CC"/>
+        </w:rPr>
+        <w:t>&lt;State the method by which CM requirements are selected for each procurement: classification of the work the supplier performs (who holds design authority, who performs the build, item type), derivation of the applicable requirement set and supplier data deliverables from that classification, and recording of the classification as the documented tailoring rationale required by F40. Identify where classifications are recorded, and who reviews and signs the supplier statement of work before release.&gt;</w:t>
+      </w:r>
+    </w:p>
+    <w:p>
+      <w:pPr>
+        <w:spacing w:after="120"/>
+      </w:pPr>
+      <w:r>
+        <w:rPr>
+          <w:color w:val="CC0000"/>
+        </w:rPr>
+        <w:t>i.e. Each procurement is classified by work type at statement-of-work development and recorded on the classification log; the requirement set and data deliverables are derived from that classification; CM signs the statement of work before release.</w:t>
+      </w:r>
+    </w:p>
+    <w:p>
+      <w:pPr>
+        <w:pStyle w:val="Heading3"/>
+        <w:spacing w:after="80" w:before="160"/>
+      </w:pPr>
+      <w:r>
+        <w:t>3.2.2 Sub-Supplier CM Effectiveness Determination and Actions</w:t>
+      </w:r>
+    </w:p>
+    <w:p>
+      <w:pPr>
+        <w:spacing w:after="120"/>
+      </w:pPr>
+      <w:r>
+        <w:rPr>
+          <w:b/>
+          <w:i/>
+          <w:color w:val="0000CC"/>
+        </w:rPr>
+        <w:t>&lt;State the method used to determine whether each sub-supplier CM process is effective and the actions taken when it is not — a required CMP planning factor. Address: the evidence accrued (data deliverable review results with defect codes; findings, escapes, and non-submittal events); the determination cadence and the triggers that force an off-cycle determination; the determination levels and the determining authority; and the graduated actions applied, from increased surveillance through corrective action, source inspection, and award restriction. State the required downstream actions on a determination of less than effective: re-assessment of configuration audit designation for that supplier’s items, reporting into the safety data stream where the evidence is safety-relevant, and revalidation of any documented equivalent control that depends on that supplier’s process.&gt;</w:t>
+      </w:r>
+    </w:p>
+    <w:p>
+      <w:pPr>
+        <w:pStyle w:val="Heading3"/>
+        <w:spacing w:after="80" w:before="160"/>
+      </w:pPr>
+      <w:r>
+        <w:t>3.2.3 Conditional Configuration Audit Obligations in Supplier Agreements</w:t>
+      </w:r>
+    </w:p>
+    <w:p>
+      <w:pPr>
+        <w:spacing w:after="120"/>
+      </w:pPr>
+      <w:r>
+        <w:rPr>
+          <w:b/>
+          <w:i/>
+          <w:color w:val="0000CC"/>
+        </w:rPr>
+        <w:t>&lt;State that supplier statements of work for items where configuration audit designation is possible carry a standing conditional audit clause — obligations taking effect if and when the item is or becomes designated — with the audit data deliverables cited as triggered items, and that the supplier’s audit role (conduct, support, or data support) follows the classification of the work performed. Audit ceremony may be tailored at the supplier tier; audit substance may not.&gt;</w:t>
+      </w:r>
+    </w:p>
+    <w:p>
+      <w:pPr>
+        <w:spacing w:after="120"/>
+      </w:pPr>
+      <w:r>
+        <w:rPr>
+          <w:color w:val="CC0000"/>
+        </w:rPr>
+        <w:t>i.e. Because awarding to a new source is itself a designation trigger, the conditional clause is included at award rather than negotiated after designation occurs.</w:t>
       </w:r>
     </w:p>
     <w:p>
@@ -9600,6 +9759,30 @@
       </w:r>
     </w:p>
     <w:p>
+      <w:pPr>
+        <w:spacing w:after="120"/>
+      </w:pPr>
+      <w:r>
+        <w:t>Appendix R – Sub-Supplier Work Type Classification Log (implements F40: recorded classification is the tailoring rationale)</w:t>
+      </w:r>
+    </w:p>
+    <w:p>
+      <w:pPr>
+        <w:spacing w:after="120"/>
+      </w:pPr>
+      <w:r>
+        <w:t>Appendix S – Sub-Supplier CM Effectiveness Records (deliverable receipts, findings and escapes, determinations, actions)</w:t>
+      </w:r>
+    </w:p>
+    <w:p>
+      <w:pPr>
+        <w:spacing w:after="120"/>
+      </w:pPr>
+      <w:r>
+        <w:t>Appendix T – CM Floor Disposition Record (structured and queryable; Appendix Q is its static traceability baseline)</w:t>
+      </w:r>
+    </w:p>
+    <w:p>
       <w:r>
         <w:br w:type="page"/>
       </w:r>
@@ -9741,6 +9924,32 @@
       </w:r>
     </w:p>
     <w:p>
+      <w:pPr>
+        <w:spacing w:after="120"/>
+      </w:pPr>
+      <w:r>
+        <w:rPr>
+          <w:b/>
+          <w:i/>
+          <w:color w:val="0000CC"/>
+        </w:rPr>
+        <w:t>&lt;Add the organizational CM process documents invoked by this CMP: CM planning and management; CI identification; configuration change management; configuration status accounting; configuration audit (FCA/PCA); and sub-supplier CM requirements flowdown and effectiveness.&gt;</w:t>
+      </w:r>
+    </w:p>
+    <w:p>
+      <w:pPr>
+        <w:spacing w:after="120"/>
+      </w:pPr>
+      <w:r>
+        <w:rPr>
+          <w:b/>
+          <w:i/>
+          <w:color w:val="0000CC"/>
+        </w:rPr>
+        <w:t>&lt;Where a CM function is not yet covered by its own process document, state the interim mechanism and the planned date in Section 2 for that function.&gt;</w:t>
+      </w:r>
+    </w:p>
+    <w:p>
       <w:r>
         <w:br w:type="page"/>
       </w:r>
@@ -9809,6 +10018,14 @@
           <w:szCs w:val="22"/>
         </w:rPr>
         <w:t xml:space="preserve">Source: CM Floor Register — EIA-649-1 requirements obligated through the SMS pathway. Requirement text is paraphrased; the governing text is EIA-649-1A. Maintain this matrix under configuration control; each row must trace to the Section 7 implementation statement.</w:t>
+      </w:r>
+    </w:p>
+    <w:p>
+      <w:pPr>
+        <w:spacing w:after="120"/>
+      </w:pPr>
+      <w:r>
+        <w:t>This matrix is the traceability baseline: it fixes each floor requirement to its clause, barrier, hazard, inclusion category, and implementing CMP section. It is not the disposition record. The disposition of each floor requirement on this program — performed, equivalent control, or risk-accepted — with its evidence reference, health check, next-due date, and sign-off is maintained as structured records per Appendix T and is the evidence from which floor coverage is measured.</w:t>
       </w:r>
     </w:p>
     <w:tbl>
